--- a/Login.java.docx
+++ b/Login.java.docx
@@ -4,104 +4,545 @@
   <w:body>
     <w:p>
       <w:r>
-        <w:t xml:space="preserve">import </w:t>
+        <w:t xml:space="preserve">// This class handles user registration and login logic </w:t>
+      </w:r>
+    </w:p>
+    <w:p>
+      <w:r>
+        <w:t>// as outlined in the original Login.java document (Author, 2026).</w:t>
+      </w:r>
+    </w:p>
+    <w:p/>
+    <w:p>
+      <w:r>
+        <w:t>public class Login {</w:t>
+      </w:r>
+    </w:p>
+    <w:p/>
+    <w:p>
+      <w:r>
+        <w:t xml:space="preserve">    private String </w:t>
+      </w:r>
+      <w:proofErr w:type="spellStart"/>
+      <w:r>
+        <w:t>storedUsername</w:t>
+      </w:r>
+      <w:proofErr w:type="spellEnd"/>
+      <w:r>
+        <w:t>;</w:t>
+      </w:r>
+    </w:p>
+    <w:p>
+      <w:r>
+        <w:t xml:space="preserve">    private String </w:t>
+      </w:r>
+      <w:proofErr w:type="spellStart"/>
+      <w:r>
+        <w:t>storedPassword</w:t>
+      </w:r>
+      <w:proofErr w:type="spellEnd"/>
+      <w:r>
+        <w:t>;</w:t>
+      </w:r>
+    </w:p>
+    <w:p>
+      <w:r>
+        <w:t xml:space="preserve">    private String </w:t>
+      </w:r>
+      <w:proofErr w:type="spellStart"/>
+      <w:r>
+        <w:t>phoneNumber</w:t>
+      </w:r>
+      <w:proofErr w:type="spellEnd"/>
+      <w:r>
+        <w:t>;</w:t>
+      </w:r>
+    </w:p>
+    <w:p>
+      <w:r>
+        <w:t xml:space="preserve">    private String </w:t>
+      </w:r>
+      <w:proofErr w:type="spellStart"/>
+      <w:r>
+        <w:t>firstName</w:t>
+      </w:r>
+      <w:proofErr w:type="spellEnd"/>
+      <w:r>
+        <w:t>;</w:t>
+      </w:r>
+    </w:p>
+    <w:p>
+      <w:r>
+        <w:t xml:space="preserve">    private String </w:t>
+      </w:r>
+      <w:proofErr w:type="spellStart"/>
+      <w:r>
+        <w:t>lastName</w:t>
+      </w:r>
+      <w:proofErr w:type="spellEnd"/>
+      <w:r>
+        <w:t>;</w:t>
+      </w:r>
+    </w:p>
+    <w:p/>
+    <w:p>
+      <w:r>
+        <w:t xml:space="preserve">    // Register user</w:t>
+      </w:r>
+    </w:p>
+    <w:p>
+      <w:r>
+        <w:t xml:space="preserve">    public String </w:t>
       </w:r>
       <w:proofErr w:type="spellStart"/>
       <w:proofErr w:type="gramStart"/>
       <w:r>
-        <w:t>java.util</w:t>
+        <w:t>registerUser</w:t>
+      </w:r>
+      <w:proofErr w:type="spellEnd"/>
+      <w:r>
+        <w:t>(</w:t>
       </w:r>
       <w:proofErr w:type="gramEnd"/>
       <w:r>
-        <w:t>.Scanner</w:t>
+        <w:t>String username,</w:t>
+      </w:r>
+    </w:p>
+    <w:p>
+      <w:r>
+        <w:t xml:space="preserve">                               String password,</w:t>
+      </w:r>
+    </w:p>
+    <w:p>
+      <w:r>
+        <w:t xml:space="preserve">                               String phone,</w:t>
+      </w:r>
+    </w:p>
+    <w:p>
+      <w:r>
+        <w:t xml:space="preserve">                               String </w:t>
+      </w:r>
+      <w:proofErr w:type="spellStart"/>
+      <w:r>
+        <w:t>firstName</w:t>
+      </w:r>
+      <w:proofErr w:type="spellEnd"/>
+      <w:r>
+        <w:t>,</w:t>
+      </w:r>
+    </w:p>
+    <w:p>
+      <w:r>
+        <w:t xml:space="preserve">                               String </w:t>
+      </w:r>
+      <w:proofErr w:type="spellStart"/>
+      <w:r>
+        <w:t>lastName</w:t>
+      </w:r>
+      <w:proofErr w:type="spellEnd"/>
+      <w:r>
+        <w:t>) {</w:t>
+      </w:r>
+    </w:p>
+    <w:p/>
+    <w:p>
+      <w:r>
+        <w:t xml:space="preserve">        // Username validation (Author, 2026)</w:t>
+      </w:r>
+    </w:p>
+    <w:p>
+      <w:r>
+        <w:t xml:space="preserve">        if </w:t>
+      </w:r>
+      <w:proofErr w:type="gramStart"/>
+      <w:r>
+        <w:t>(!</w:t>
+      </w:r>
+      <w:proofErr w:type="spellStart"/>
+      <w:r>
+        <w:t>username</w:t>
+      </w:r>
+      <w:proofErr w:type="gramEnd"/>
+      <w:r>
+        <w:t>.contains</w:t>
+      </w:r>
+      <w:proofErr w:type="spellEnd"/>
+      <w:r>
+        <w:t xml:space="preserve">("_") || </w:t>
+      </w:r>
+      <w:proofErr w:type="spellStart"/>
+      <w:r>
+        <w:t>username.length</w:t>
+      </w:r>
+      <w:proofErr w:type="spellEnd"/>
+      <w:r>
+        <w:t>() &gt; 8) {</w:t>
+      </w:r>
+    </w:p>
+    <w:p>
+      <w:r>
+        <w:t xml:space="preserve">            return "Username must contain '_' and be 8 characters or less.";</w:t>
+      </w:r>
+    </w:p>
+    <w:p>
+      <w:r>
+        <w:t xml:space="preserve">        }</w:t>
+      </w:r>
+    </w:p>
+    <w:p/>
+    <w:p>
+      <w:r>
+        <w:t xml:space="preserve">        // Password validation (Author, 2026)</w:t>
+      </w:r>
+    </w:p>
+    <w:p>
+      <w:r>
+        <w:t xml:space="preserve">        if </w:t>
+      </w:r>
+      <w:proofErr w:type="gramStart"/>
+      <w:r>
+        <w:t>(!</w:t>
+      </w:r>
+      <w:proofErr w:type="spellStart"/>
+      <w:r>
+        <w:t>password</w:t>
+      </w:r>
+      <w:proofErr w:type="gramEnd"/>
+      <w:r>
+        <w:t>.matches</w:t>
+      </w:r>
+      <w:proofErr w:type="spellEnd"/>
+      <w:r>
+        <w:t>(".*[A-Z].*") ||</w:t>
+      </w:r>
+    </w:p>
+    <w:p>
+      <w:r>
+        <w:t xml:space="preserve">            </w:t>
+      </w:r>
+      <w:proofErr w:type="gramStart"/>
+      <w:r>
+        <w:t>!</w:t>
+      </w:r>
+      <w:proofErr w:type="spellStart"/>
+      <w:r>
+        <w:t>password</w:t>
+      </w:r>
+      <w:proofErr w:type="gramEnd"/>
+      <w:r>
+        <w:t>.matches</w:t>
+      </w:r>
+      <w:proofErr w:type="spellEnd"/>
+      <w:r>
+        <w:t>(".*[!@#$%^&amp;*()].*")) {</w:t>
+      </w:r>
+    </w:p>
+    <w:p>
+      <w:r>
+        <w:t xml:space="preserve">            return "Password must contain a capital letter and special character.";</w:t>
+      </w:r>
+    </w:p>
+    <w:p>
+      <w:r>
+        <w:t xml:space="preserve">        }</w:t>
+      </w:r>
+    </w:p>
+    <w:p/>
+    <w:p>
+      <w:r>
+        <w:t xml:space="preserve">        // Phone number validation (Author, 2026)</w:t>
+      </w:r>
+    </w:p>
+    <w:p>
+      <w:r>
+        <w:t xml:space="preserve">        if </w:t>
+      </w:r>
+      <w:proofErr w:type="gramStart"/>
+      <w:r>
+        <w:t>(!</w:t>
+      </w:r>
+      <w:proofErr w:type="spellStart"/>
+      <w:r>
+        <w:t>phone</w:t>
+      </w:r>
+      <w:proofErr w:type="gramEnd"/>
+      <w:r>
+        <w:t>.startsWith</w:t>
+      </w:r>
+      <w:proofErr w:type="spellEnd"/>
+      <w:r>
+        <w:t>("+27") ||</w:t>
+      </w:r>
+    </w:p>
+    <w:p>
+      <w:r>
+        <w:lastRenderedPageBreak/>
+        <w:t xml:space="preserve">            </w:t>
+      </w:r>
+      <w:proofErr w:type="spellStart"/>
+      <w:proofErr w:type="gramStart"/>
+      <w:r>
+        <w:t>phone.length</w:t>
+      </w:r>
+      <w:proofErr w:type="spellEnd"/>
+      <w:proofErr w:type="gramEnd"/>
+      <w:r>
+        <w:t>() != 12 ||</w:t>
+      </w:r>
+    </w:p>
+    <w:p>
+      <w:r>
+        <w:t xml:space="preserve">            </w:t>
+      </w:r>
+      <w:proofErr w:type="gramStart"/>
+      <w:r>
+        <w:t>!</w:t>
+      </w:r>
+      <w:proofErr w:type="spellStart"/>
+      <w:r>
+        <w:t>phone</w:t>
+      </w:r>
+      <w:proofErr w:type="gramEnd"/>
+      <w:r>
+        <w:t>.substring</w:t>
+      </w:r>
+      <w:proofErr w:type="spellEnd"/>
+      <w:r>
+        <w:t>(1).matches("[0-9]+")) {</w:t>
+      </w:r>
+    </w:p>
+    <w:p>
+      <w:r>
+        <w:t xml:space="preserve">            return "Phone number must start with +27 and be 12 digits long.";</w:t>
+      </w:r>
+    </w:p>
+    <w:p>
+      <w:r>
+        <w:t xml:space="preserve">        }</w:t>
+      </w:r>
+    </w:p>
+    <w:p/>
+    <w:p>
+      <w:r>
+        <w:t xml:space="preserve">        // Store details</w:t>
+      </w:r>
+    </w:p>
+    <w:p>
+      <w:r>
+        <w:t xml:space="preserve">        </w:t>
+      </w:r>
+      <w:proofErr w:type="spellStart"/>
+      <w:r>
+        <w:t>storedUsername</w:t>
+      </w:r>
+      <w:proofErr w:type="spellEnd"/>
+      <w:r>
+        <w:t xml:space="preserve"> = username;</w:t>
+      </w:r>
+    </w:p>
+    <w:p>
+      <w:r>
+        <w:t xml:space="preserve">        </w:t>
+      </w:r>
+      <w:proofErr w:type="spellStart"/>
+      <w:r>
+        <w:t>storedPassword</w:t>
+      </w:r>
+      <w:proofErr w:type="spellEnd"/>
+      <w:r>
+        <w:t xml:space="preserve"> = password;</w:t>
+      </w:r>
+    </w:p>
+    <w:p>
+      <w:r>
+        <w:t xml:space="preserve">        </w:t>
+      </w:r>
+      <w:proofErr w:type="spellStart"/>
+      <w:r>
+        <w:t>phoneNumber</w:t>
+      </w:r>
+      <w:proofErr w:type="spellEnd"/>
+      <w:r>
+        <w:t xml:space="preserve"> = phone;</w:t>
+      </w:r>
+    </w:p>
+    <w:p>
+      <w:r>
+        <w:t xml:space="preserve">        </w:t>
+      </w:r>
+      <w:proofErr w:type="spellStart"/>
+      <w:proofErr w:type="gramStart"/>
+      <w:r>
+        <w:t>this.firstName</w:t>
+      </w:r>
+      <w:proofErr w:type="spellEnd"/>
+      <w:proofErr w:type="gramEnd"/>
+      <w:r>
+        <w:t xml:space="preserve"> = </w:t>
+      </w:r>
+      <w:proofErr w:type="spellStart"/>
+      <w:r>
+        <w:t>firstName</w:t>
       </w:r>
       <w:proofErr w:type="spellEnd"/>
       <w:r>
         <w:t>;</w:t>
       </w:r>
     </w:p>
+    <w:p>
+      <w:r>
+        <w:t xml:space="preserve">        </w:t>
+      </w:r>
+      <w:proofErr w:type="spellStart"/>
+      <w:proofErr w:type="gramStart"/>
+      <w:r>
+        <w:t>this.lastName</w:t>
+      </w:r>
+      <w:proofErr w:type="spellEnd"/>
+      <w:proofErr w:type="gramEnd"/>
+      <w:r>
+        <w:t xml:space="preserve"> = </w:t>
+      </w:r>
+      <w:proofErr w:type="spellStart"/>
+      <w:r>
+        <w:t>lastName</w:t>
+      </w:r>
+      <w:proofErr w:type="spellEnd"/>
+      <w:r>
+        <w:t>;</w:t>
+      </w:r>
+    </w:p>
     <w:p/>
     <w:p>
       <w:r>
-        <w:t>// Main class runs the program</w:t>
-      </w:r>
-    </w:p>
-    <w:p>
-      <w:r>
-        <w:t>public class Main {</w:t>
+        <w:t xml:space="preserve">        return "User successfully registered!";</w:t>
+      </w:r>
+    </w:p>
+    <w:p>
+      <w:r>
+        <w:t xml:space="preserve">    }</w:t>
       </w:r>
     </w:p>
     <w:p/>
     <w:p>
       <w:r>
-        <w:t xml:space="preserve">    public static void main(</w:t>
-      </w:r>
+        <w:t xml:space="preserve">    // Login check</w:t>
+      </w:r>
+    </w:p>
+    <w:p>
+      <w:r>
+        <w:t xml:space="preserve">    public </w:t>
+      </w:r>
+      <w:proofErr w:type="spellStart"/>
+      <w:r>
+        <w:t>boolean</w:t>
+      </w:r>
+      <w:proofErr w:type="spellEnd"/>
+      <w:r>
+        <w:t xml:space="preserve"> </w:t>
+      </w:r>
+      <w:proofErr w:type="spellStart"/>
       <w:proofErr w:type="gramStart"/>
       <w:r>
-        <w:t>String[</w:t>
+        <w:t>loginUser</w:t>
+      </w:r>
+      <w:proofErr w:type="spellEnd"/>
+      <w:r>
+        <w:t>(</w:t>
       </w:r>
       <w:proofErr w:type="gramEnd"/>
       <w:r>
-        <w:t xml:space="preserve">] </w:t>
-      </w:r>
-      <w:proofErr w:type="spellStart"/>
-      <w:r>
-        <w:t>args</w:t>
-      </w:r>
-      <w:proofErr w:type="spellEnd"/>
-      <w:r>
-        <w:t>) {</w:t>
+        <w:t>String username, String password) {</w:t>
+      </w:r>
+    </w:p>
+    <w:p>
+      <w:r>
+        <w:t xml:space="preserve">        return </w:t>
+      </w:r>
+      <w:proofErr w:type="spellStart"/>
+      <w:proofErr w:type="gramStart"/>
+      <w:r>
+        <w:t>username.equals</w:t>
+      </w:r>
+      <w:proofErr w:type="spellEnd"/>
+      <w:proofErr w:type="gramEnd"/>
+      <w:r>
+        <w:t>(</w:t>
+      </w:r>
+      <w:proofErr w:type="spellStart"/>
+      <w:r>
+        <w:t>storedUsername</w:t>
+      </w:r>
+      <w:proofErr w:type="spellEnd"/>
+      <w:r>
+        <w:t>) &amp;&amp;</w:t>
+      </w:r>
+    </w:p>
+    <w:p>
+      <w:r>
+        <w:t xml:space="preserve">               </w:t>
+      </w:r>
+      <w:proofErr w:type="spellStart"/>
+      <w:proofErr w:type="gramStart"/>
+      <w:r>
+        <w:t>password.equals</w:t>
+      </w:r>
+      <w:proofErr w:type="spellEnd"/>
+      <w:proofErr w:type="gramEnd"/>
+      <w:r>
+        <w:t>(</w:t>
+      </w:r>
+      <w:proofErr w:type="spellStart"/>
+      <w:r>
+        <w:t>storedPassword</w:t>
+      </w:r>
+      <w:proofErr w:type="spellEnd"/>
+      <w:r>
+        <w:t>);</w:t>
+      </w:r>
+    </w:p>
+    <w:p>
+      <w:r>
+        <w:t xml:space="preserve">    }</w:t>
       </w:r>
     </w:p>
     <w:p/>
     <w:p>
       <w:r>
-        <w:t>public class Login {</w:t>
-      </w:r>
-    </w:p>
-    <w:p/>
-    <w:p>
-      <w:r>
-        <w:t xml:space="preserve">    private String </w:t>
-      </w:r>
-      <w:proofErr w:type="spellStart"/>
-      <w:r>
-        <w:t>storedUsername</w:t>
-      </w:r>
-      <w:proofErr w:type="spellEnd"/>
-      <w:r>
-        <w:t>;</w:t>
-      </w:r>
-    </w:p>
-    <w:p>
-      <w:r>
-        <w:t xml:space="preserve">    private String </w:t>
-      </w:r>
-      <w:proofErr w:type="spellStart"/>
-      <w:r>
-        <w:t>storedPassword</w:t>
-      </w:r>
-      <w:proofErr w:type="spellEnd"/>
-      <w:r>
-        <w:t>;</w:t>
-      </w:r>
-    </w:p>
-    <w:p>
-      <w:r>
-        <w:t xml:space="preserve">    private String </w:t>
-      </w:r>
-      <w:proofErr w:type="spellStart"/>
-      <w:r>
-        <w:t>phoneNumber</w:t>
-      </w:r>
-      <w:proofErr w:type="spellEnd"/>
-      <w:r>
-        <w:t>;</w:t>
-      </w:r>
-    </w:p>
-    <w:p>
-      <w:r>
-        <w:t xml:space="preserve">    private String </w:t>
+        <w:t xml:space="preserve">    // Return login message</w:t>
+      </w:r>
+    </w:p>
+    <w:p>
+      <w:r>
+        <w:t xml:space="preserve">    public String </w:t>
+      </w:r>
+      <w:proofErr w:type="spellStart"/>
+      <w:proofErr w:type="gramStart"/>
+      <w:r>
+        <w:t>returnLoginStatus</w:t>
+      </w:r>
+      <w:proofErr w:type="spellEnd"/>
+      <w:r>
+        <w:t>(</w:t>
+      </w:r>
+      <w:proofErr w:type="spellStart"/>
+      <w:proofErr w:type="gramEnd"/>
+      <w:r>
+        <w:t>boolean</w:t>
+      </w:r>
+      <w:proofErr w:type="spellEnd"/>
+      <w:r>
+        <w:t xml:space="preserve"> status) {</w:t>
+      </w:r>
+    </w:p>
+    <w:p>
+      <w:r>
+        <w:t xml:space="preserve">        if (status) {</w:t>
+      </w:r>
+    </w:p>
+    <w:p>
+      <w:r>
+        <w:t xml:space="preserve">            return "Welcome " + </w:t>
       </w:r>
       <w:proofErr w:type="spellStart"/>
       <w:r>
@@ -109,12 +550,7 @@
       </w:r>
       <w:proofErr w:type="spellEnd"/>
       <w:r>
-        <w:t>;</w:t>
-      </w:r>
-    </w:p>
-    <w:p>
-      <w:r>
-        <w:t xml:space="preserve">    private String </w:t>
+        <w:t xml:space="preserve"> + " " + </w:t>
       </w:r>
       <w:proofErr w:type="spellStart"/>
       <w:r>
@@ -122,488 +558,6 @@
       </w:r>
       <w:proofErr w:type="spellEnd"/>
       <w:r>
-        <w:t>;</w:t>
-      </w:r>
-    </w:p>
-    <w:p/>
-    <w:p>
-      <w:r>
-        <w:t xml:space="preserve">    // Register user</w:t>
-      </w:r>
-    </w:p>
-    <w:p>
-      <w:r>
-        <w:t xml:space="preserve">    public String </w:t>
-      </w:r>
-      <w:proofErr w:type="spellStart"/>
-      <w:proofErr w:type="gramStart"/>
-      <w:r>
-        <w:t>registerUser</w:t>
-      </w:r>
-      <w:proofErr w:type="spellEnd"/>
-      <w:r>
-        <w:t>(</w:t>
-      </w:r>
-      <w:proofErr w:type="gramEnd"/>
-      <w:r>
-        <w:t>String username,</w:t>
-      </w:r>
-    </w:p>
-    <w:p>
-      <w:r>
-        <w:t xml:space="preserve">                               String password,</w:t>
-      </w:r>
-    </w:p>
-    <w:p>
-      <w:r>
-        <w:t xml:space="preserve">                               String phone,</w:t>
-      </w:r>
-    </w:p>
-    <w:p>
-      <w:r>
-        <w:t xml:space="preserve">                               String </w:t>
-      </w:r>
-      <w:proofErr w:type="spellStart"/>
-      <w:r>
-        <w:t>firstName</w:t>
-      </w:r>
-      <w:proofErr w:type="spellEnd"/>
-      <w:r>
-        <w:t>,</w:t>
-      </w:r>
-    </w:p>
-    <w:p>
-      <w:r>
-        <w:t xml:space="preserve">                               String </w:t>
-      </w:r>
-      <w:proofErr w:type="spellStart"/>
-      <w:r>
-        <w:t>lastName</w:t>
-      </w:r>
-      <w:proofErr w:type="spellEnd"/>
-      <w:r>
-        <w:t>) {</w:t>
-      </w:r>
-    </w:p>
-    <w:p/>
-    <w:p>
-      <w:r>
-        <w:t xml:space="preserve">        // Username validation</w:t>
-      </w:r>
-    </w:p>
-    <w:p>
-      <w:r>
-        <w:t xml:space="preserve">        if </w:t>
-      </w:r>
-      <w:proofErr w:type="gramStart"/>
-      <w:r>
-        <w:t>(!</w:t>
-      </w:r>
-      <w:proofErr w:type="spellStart"/>
-      <w:r>
-        <w:t>username</w:t>
-      </w:r>
-      <w:proofErr w:type="gramEnd"/>
-      <w:r>
-        <w:t>.contains</w:t>
-      </w:r>
-      <w:proofErr w:type="spellEnd"/>
-      <w:r>
-        <w:t xml:space="preserve">("_") || </w:t>
-      </w:r>
-      <w:proofErr w:type="spellStart"/>
-      <w:r>
-        <w:t>username.length</w:t>
-      </w:r>
-      <w:proofErr w:type="spellEnd"/>
-      <w:r>
-        <w:t>() &gt; 8) {</w:t>
-      </w:r>
-    </w:p>
-    <w:p>
-      <w:r>
-        <w:t xml:space="preserve">            return "Username must contain '_' and be 8 characters or less.";</w:t>
-      </w:r>
-    </w:p>
-    <w:p>
-      <w:r>
-        <w:t xml:space="preserve">        }</w:t>
-      </w:r>
-    </w:p>
-    <w:p/>
-    <w:p>
-      <w:r>
-        <w:t xml:space="preserve">        // Password validation</w:t>
-      </w:r>
-    </w:p>
-    <w:p>
-      <w:r>
-        <w:t xml:space="preserve">        if </w:t>
-      </w:r>
-      <w:proofErr w:type="gramStart"/>
-      <w:r>
-        <w:t>(!</w:t>
-      </w:r>
-      <w:proofErr w:type="spellStart"/>
-      <w:r>
-        <w:t>password</w:t>
-      </w:r>
-      <w:proofErr w:type="gramEnd"/>
-      <w:r>
-        <w:t>.matches</w:t>
-      </w:r>
-      <w:proofErr w:type="spellEnd"/>
-      <w:r>
-        <w:t>(".*[A-Z].*") ||</w:t>
-      </w:r>
-    </w:p>
-    <w:p>
-      <w:r>
-        <w:t xml:space="preserve">            </w:t>
-      </w:r>
-      <w:proofErr w:type="gramStart"/>
-      <w:r>
-        <w:t>!</w:t>
-      </w:r>
-      <w:proofErr w:type="spellStart"/>
-      <w:r>
-        <w:t>password</w:t>
-      </w:r>
-      <w:proofErr w:type="gramEnd"/>
-      <w:r>
-        <w:t>.matches</w:t>
-      </w:r>
-      <w:proofErr w:type="spellEnd"/>
-      <w:r>
-        <w:t>(".*[!@#$%^&amp;*()].*")) {</w:t>
-      </w:r>
-    </w:p>
-    <w:p/>
-    <w:p>
-      <w:r>
-        <w:lastRenderedPageBreak/>
-        <w:t xml:space="preserve">            return "Password must contain a capital letter and special character.";</w:t>
-      </w:r>
-    </w:p>
-    <w:p>
-      <w:r>
-        <w:t xml:space="preserve">        }</w:t>
-      </w:r>
-    </w:p>
-    <w:p/>
-    <w:p>
-      <w:r>
-        <w:t xml:space="preserve">        // Phone number validation</w:t>
-      </w:r>
-    </w:p>
-    <w:p>
-      <w:r>
-        <w:t xml:space="preserve">        if </w:t>
-      </w:r>
-      <w:proofErr w:type="gramStart"/>
-      <w:r>
-        <w:t>(!</w:t>
-      </w:r>
-      <w:proofErr w:type="spellStart"/>
-      <w:r>
-        <w:t>phone</w:t>
-      </w:r>
-      <w:proofErr w:type="gramEnd"/>
-      <w:r>
-        <w:t>.startsWith</w:t>
-      </w:r>
-      <w:proofErr w:type="spellEnd"/>
-      <w:r>
-        <w:t>("+27") ||</w:t>
-      </w:r>
-    </w:p>
-    <w:p>
-      <w:r>
-        <w:t xml:space="preserve">            </w:t>
-      </w:r>
-      <w:proofErr w:type="spellStart"/>
-      <w:proofErr w:type="gramStart"/>
-      <w:r>
-        <w:t>phone.length</w:t>
-      </w:r>
-      <w:proofErr w:type="spellEnd"/>
-      <w:proofErr w:type="gramEnd"/>
-      <w:r>
-        <w:t>() != 12 ||</w:t>
-      </w:r>
-    </w:p>
-    <w:p>
-      <w:r>
-        <w:t xml:space="preserve">            </w:t>
-      </w:r>
-      <w:proofErr w:type="gramStart"/>
-      <w:r>
-        <w:t>!</w:t>
-      </w:r>
-      <w:proofErr w:type="spellStart"/>
-      <w:r>
-        <w:t>phone</w:t>
-      </w:r>
-      <w:proofErr w:type="gramEnd"/>
-      <w:r>
-        <w:t>.substring</w:t>
-      </w:r>
-      <w:proofErr w:type="spellEnd"/>
-      <w:r>
-        <w:t>(1).matches("[0-9]+")) {</w:t>
-      </w:r>
-    </w:p>
-    <w:p/>
-    <w:p>
-      <w:r>
-        <w:t xml:space="preserve">            return "Phone number must start with +27 and be 12 digits long.";</w:t>
-      </w:r>
-    </w:p>
-    <w:p>
-      <w:r>
-        <w:t xml:space="preserve">        }</w:t>
-      </w:r>
-    </w:p>
-    <w:p/>
-    <w:p>
-      <w:r>
-        <w:t xml:space="preserve">        // Store details</w:t>
-      </w:r>
-    </w:p>
-    <w:p>
-      <w:r>
-        <w:t xml:space="preserve">        </w:t>
-      </w:r>
-      <w:proofErr w:type="spellStart"/>
-      <w:r>
-        <w:t>storedUsername</w:t>
-      </w:r>
-      <w:proofErr w:type="spellEnd"/>
-      <w:r>
-        <w:t xml:space="preserve"> = username;</w:t>
-      </w:r>
-    </w:p>
-    <w:p>
-      <w:r>
-        <w:t xml:space="preserve">        </w:t>
-      </w:r>
-      <w:proofErr w:type="spellStart"/>
-      <w:r>
-        <w:t>storedPassword</w:t>
-      </w:r>
-      <w:proofErr w:type="spellEnd"/>
-      <w:r>
-        <w:t xml:space="preserve"> = password;</w:t>
-      </w:r>
-    </w:p>
-    <w:p>
-      <w:r>
-        <w:t xml:space="preserve">        </w:t>
-      </w:r>
-      <w:proofErr w:type="spellStart"/>
-      <w:r>
-        <w:t>phoneNumber</w:t>
-      </w:r>
-      <w:proofErr w:type="spellEnd"/>
-      <w:r>
-        <w:t xml:space="preserve"> = phone;</w:t>
-      </w:r>
-    </w:p>
-    <w:p>
-      <w:r>
-        <w:t xml:space="preserve">        </w:t>
-      </w:r>
-      <w:proofErr w:type="spellStart"/>
-      <w:proofErr w:type="gramStart"/>
-      <w:r>
-        <w:t>this.firstName</w:t>
-      </w:r>
-      <w:proofErr w:type="spellEnd"/>
-      <w:proofErr w:type="gramEnd"/>
-      <w:r>
-        <w:t xml:space="preserve"> = </w:t>
-      </w:r>
-      <w:proofErr w:type="spellStart"/>
-      <w:r>
-        <w:t>firstName</w:t>
-      </w:r>
-      <w:proofErr w:type="spellEnd"/>
-      <w:r>
-        <w:t>;</w:t>
-      </w:r>
-    </w:p>
-    <w:p>
-      <w:r>
-        <w:t xml:space="preserve">        </w:t>
-      </w:r>
-      <w:proofErr w:type="spellStart"/>
-      <w:proofErr w:type="gramStart"/>
-      <w:r>
-        <w:t>this.lastName</w:t>
-      </w:r>
-      <w:proofErr w:type="spellEnd"/>
-      <w:proofErr w:type="gramEnd"/>
-      <w:r>
-        <w:t xml:space="preserve"> = </w:t>
-      </w:r>
-      <w:proofErr w:type="spellStart"/>
-      <w:r>
-        <w:t>lastName</w:t>
-      </w:r>
-      <w:proofErr w:type="spellEnd"/>
-      <w:r>
-        <w:t>;</w:t>
-      </w:r>
-    </w:p>
-    <w:p/>
-    <w:p>
-      <w:r>
-        <w:t xml:space="preserve">        return "User successfully registered!";</w:t>
-      </w:r>
-    </w:p>
-    <w:p>
-      <w:r>
-        <w:t xml:space="preserve">    }</w:t>
-      </w:r>
-    </w:p>
-    <w:p/>
-    <w:p>
-      <w:r>
-        <w:t xml:space="preserve">    // Login check</w:t>
-      </w:r>
-    </w:p>
-    <w:p>
-      <w:r>
-        <w:t xml:space="preserve">    public </w:t>
-      </w:r>
-      <w:proofErr w:type="spellStart"/>
-      <w:r>
-        <w:t>boolean</w:t>
-      </w:r>
-      <w:proofErr w:type="spellEnd"/>
-      <w:r>
-        <w:t xml:space="preserve"> </w:t>
-      </w:r>
-      <w:proofErr w:type="spellStart"/>
-      <w:proofErr w:type="gramStart"/>
-      <w:r>
-        <w:t>loginUser</w:t>
-      </w:r>
-      <w:proofErr w:type="spellEnd"/>
-      <w:r>
-        <w:t>(</w:t>
-      </w:r>
-      <w:proofErr w:type="gramEnd"/>
-      <w:r>
-        <w:t>String username, String password) {</w:t>
-      </w:r>
-    </w:p>
-    <w:p/>
-    <w:p>
-      <w:r>
-        <w:t xml:space="preserve">        return </w:t>
-      </w:r>
-      <w:proofErr w:type="spellStart"/>
-      <w:proofErr w:type="gramStart"/>
-      <w:r>
-        <w:t>username.equals</w:t>
-      </w:r>
-      <w:proofErr w:type="spellEnd"/>
-      <w:proofErr w:type="gramEnd"/>
-      <w:r>
-        <w:t>(</w:t>
-      </w:r>
-      <w:proofErr w:type="spellStart"/>
-      <w:r>
-        <w:t>storedUsername</w:t>
-      </w:r>
-      <w:proofErr w:type="spellEnd"/>
-      <w:r>
-        <w:t>) &amp;&amp;</w:t>
-      </w:r>
-    </w:p>
-    <w:p>
-      <w:r>
-        <w:t xml:space="preserve">               </w:t>
-      </w:r>
-      <w:proofErr w:type="spellStart"/>
-      <w:proofErr w:type="gramStart"/>
-      <w:r>
-        <w:t>password.equals</w:t>
-      </w:r>
-      <w:proofErr w:type="spellEnd"/>
-      <w:proofErr w:type="gramEnd"/>
-      <w:r>
-        <w:t>(</w:t>
-      </w:r>
-      <w:proofErr w:type="spellStart"/>
-      <w:r>
-        <w:t>storedPassword</w:t>
-      </w:r>
-      <w:proofErr w:type="spellEnd"/>
-      <w:r>
-        <w:t>);</w:t>
-      </w:r>
-    </w:p>
-    <w:p>
-      <w:r>
-        <w:t xml:space="preserve">    }</w:t>
-      </w:r>
-    </w:p>
-    <w:p/>
-    <w:p>
-      <w:r>
-        <w:t xml:space="preserve">    // Return login message</w:t>
-      </w:r>
-    </w:p>
-    <w:p>
-      <w:r>
-        <w:t xml:space="preserve">    public String </w:t>
-      </w:r>
-      <w:proofErr w:type="spellStart"/>
-      <w:proofErr w:type="gramStart"/>
-      <w:r>
-        <w:t>returnLoginStatus</w:t>
-      </w:r>
-      <w:proofErr w:type="spellEnd"/>
-      <w:r>
-        <w:t>(</w:t>
-      </w:r>
-      <w:proofErr w:type="spellStart"/>
-      <w:proofErr w:type="gramEnd"/>
-      <w:r>
-        <w:t>boolean</w:t>
-      </w:r>
-      <w:proofErr w:type="spellEnd"/>
-      <w:r>
-        <w:t xml:space="preserve"> status) {</w:t>
-      </w:r>
-    </w:p>
-    <w:p/>
-    <w:p>
-      <w:r>
-        <w:lastRenderedPageBreak/>
-        <w:t xml:space="preserve">        if (status) {</w:t>
-      </w:r>
-    </w:p>
-    <w:p>
-      <w:r>
-        <w:t xml:space="preserve">            return "Welcome " + </w:t>
-      </w:r>
-      <w:proofErr w:type="spellStart"/>
-      <w:r>
-        <w:t>firstName</w:t>
-      </w:r>
-      <w:proofErr w:type="spellEnd"/>
-      <w:r>
-        <w:t xml:space="preserve"> + " " + </w:t>
-      </w:r>
-      <w:proofErr w:type="spellStart"/>
-      <w:r>
-        <w:t>lastName</w:t>
-      </w:r>
-      <w:proofErr w:type="spellEnd"/>
-      <w:r>
         <w:t xml:space="preserve"> +</w:t>
       </w:r>
     </w:p>
@@ -614,12 +568,7 @@
     </w:p>
     <w:p>
       <w:r>
-        <w:t xml:space="preserve">        }</w:t>
-      </w:r>
-    </w:p>
-    <w:p>
-      <w:r>
-        <w:t xml:space="preserve">        else {</w:t>
+        <w:t xml:space="preserve">        } else {</w:t>
       </w:r>
     </w:p>
     <w:p>
